--- a/docs/formulation_probleme_membre1.docx
+++ b/docs/formulation_probleme_membre1.docx
@@ -1,6 +1,7 @@
 
 <file path=word/document.xml><?xml version="1.0" encoding="utf-8"?>
-<w:document xmlns:wpc="http://schemas.microsoft.com/office/word/2010/wordprocessingCanvas" xmlns:cx="http://schemas.microsoft.com/office/drawing/2014/chartex" xmlns:cx1="http://schemas.microsoft.com/office/drawing/2015/9/8/chartex" xmlns:cx2="http://schemas.microsoft.com/office/drawing/2015/10/21/chartex" xmlns:cx3="http://schemas.microsoft.com/office/drawing/2016/5/9/chartex" xmlns:cx4="http://schemas.microsoft.com/office/drawing/2016/5/10/chartex" xmlns:cx5="http://schemas.microsoft.com/office/drawing/2016/5/11/chartex" xmlns:cx6="http://schemas.microsoft.com/office/drawing/2016/5/12/chartex" xmlns:cx7="http://schemas.microsoft.com/office/drawing/2016/5/13/chartex" xmlns:cx8="http://schemas.microsoft.com/office/drawing/2016/5/14/chartex" xmlns:mc="http://schemas.openxmlformats.org/markup-compatibility/2006" xmlns:aink="http://schemas.microsoft.com/office/drawing/2016/ink" xmlns:am3d="http://schemas.microsoft.com/office/drawing/2017/model3d" xmlns:o="urn:schemas-microsoft-com:office:office" xmlns:r="http://schemas.openxmlformats.org/officeDocument/2006/relationships" xmlns:m="http://schemas.openxmlformats.org/officeDocument/2006/math" xmlns:v="urn:schemas-microsoft-com:vml" xmlns:wp14="http://schemas.microsoft.com/office/word/2010/wordprocessingDrawing" xmlns:wp="http://schemas.openxmlformats.org/drawingml/2006/wordprocessingDrawing" xmlns:w10="urn:schemas-microsoft-com:office:word" xmlns:w="http://schemas.openxmlformats.org/wordprocessingml/2006/main" xmlns:w14="http://schemas.microsoft.com/office/word/2010/wordml" xmlns:w15="http://schemas.microsoft.com/office/word/2012/wordml" xmlns:w16cex="http://schemas.microsoft.com/office/word/2018/wordml/cex" xmlns:w16cid="http://schemas.microsoft.com/office/word/2016/wordml/cid" xmlns:w16="http://schemas.microsoft.com/office/word/2018/wordml" xmlns:w16sdtdh="http://schemas.microsoft.com/office/word/2020/wordml/sdtdatahash" xmlns:w16se="http://schemas.microsoft.com/office/word/2015/wordml/symex" xmlns:wpg="http://schemas.microsoft.com/office/word/2010/wordprocessingGroup" xmlns:wpi="http://schemas.microsoft.com/office/word/2010/wordprocessingInk" xmlns:wne="http://schemas.microsoft.com/office/word/2006/wordml" xmlns:wps="http://schemas.microsoft.com/office/word/2010/wordprocessingShape" mc:Ignorable="w14 w15 w16se w16cid w16 w16cex w16sdtdh wp14">
+<w:document xmlns:wpc="http://schemas.microsoft.com/office/word/2010/wordprocessingCanvas" xmlns:cx="http://schemas.microsoft.com/office/drawing/2014/chartex" xmlns:cx1="http://schemas.microsoft.com/office/drawing/2015/9/8/chartex" xmlns:cx2="http://schemas.microsoft.com/office/drawing/2015/10/21/chartex" xmlns:cx3="http://schemas.microsoft.com/office/drawing/2016/5/9/chartex" xmlns:cx4="http://schemas.microsoft.com/office/drawing/2016/5/10/chartex" xmlns:cx5="http://schemas.microsoft.com/office/drawing/2016/5/11/chartex" xmlns:cx6="http://schemas.microsoft.com/office/drawing/2016/5/12/chartex" xmlns:cx7="http://schemas.microsoft.com/office/drawing/2016/5/13/chartex" xmlns:cx8="http://schemas.microsoft.com/office/drawing/2016/5/14/chartex" xmlns:mc="http://schemas.openxmlformats.org/markup-compatibility/2006" xmlns:aink="http://schemas.microsoft.com/office/drawing/2016/ink" xmlns:am3d="http://schemas.microsoft.com/office/drawing/2017/model3d" xmlns:o="urn:schemas-microsoft-com:office:office" xmlns:oel="http://schemas.microsoft.com/office/2019/extlst" xmlns:r="http://schemas.openxmlformats.org/officeDocument/2006/relationships" xmlns:m="http://schemas.openxmlformats.org/officeDocument/2006/math" xmlns:v="urn:schemas-microsoft-com:vml" xmlns:wp14="http://schemas.microsoft.com/office/word/2010/wordprocessingDrawing" xmlns:wp="http://schemas.openxmlformats.org/drawingml/2006/wordprocessingDrawing" xmlns:w10="urn:schemas-microsoft-com:office:word" xmlns:w="http://schemas.openxmlformats.org/wordprocessingml/2006/main" xmlns:w14="http://schemas.microsoft.com/office/word/2010/wordml" xmlns:w15="http://schemas.microsoft.com/office/word/2012/wordml" xmlns:w16cex="http://schemas.microsoft.com/office/word/2018/wordml/cex" xmlns:w16cid="http://schemas.microsoft.com/office/word/2016/wordml/cid" xmlns:w16="http://schemas.microsoft.com/office/word/2018/wordml" xmlns:w16du="http://schemas.microsoft.com/office/word/2023/wordml/word16du" xmlns:w16sdtdh="http://schemas.microsoft.com/office/word/2020/wordml/sdtdatahash" xmlns:w16sdtfl="http://schemas.microsoft.com/office/word/2024/wordml/sdtformatlock" xmlns:w16se="http://schemas.microsoft.com/office/word/2015/wordml/symex" xmlns:wpg="http://schemas.microsoft.com/office/word/2010/wordprocessingGroup" xmlns:wpi="http://schemas.microsoft.com/office/word/2010/wordprocessingInk" xmlns:wne="http://schemas.microsoft.com/office/word/2006/wordml" xmlns:wps="http://schemas.microsoft.com/office/word/2010/wordprocessingShape" mc:Ignorable="w14 w15 w16se w16cid w16 w16cex w16sdtdh w16sdtfl w16du wp14">
+  <w:background w:color="FFFFFF"/>
   <w:body>
     <w:p>
       <w:pPr>
@@ -15,10 +16,7 @@
         <w:pStyle w:val="Titre2"/>
       </w:pPr>
       <w:r>
-        <w:t xml:space="preserve">Thème 3 · </w:t>
-      </w:r>
-      <w:r>
-        <w:t>Modélisation du problème et du réseau)</w:t>
+        <w:t>Thème 3 · Modélisation du problème et du réseau)</w:t>
       </w:r>
     </w:p>
     <w:p>
@@ -52,13 +50,7 @@
         <w:rPr>
           <w:color w:val="000000"/>
         </w:rPr>
-        <w:t>Réservoirs (sources) : R1, R2, d'offre max</w:t>
-      </w:r>
-      <w:r>
-        <w:rPr>
-          <w:color w:val="000000"/>
-        </w:rPr>
-        <w:t>imale s(R1) = s(R2) = 180.</w:t>
+        <w:t>Réservoirs (sources) : R1, R2, d'offre maximale s(R1) = s(R2) = 180.</w:t>
       </w:r>
     </w:p>
     <w:p>
@@ -79,7 +71,21 @@
         <w:rPr>
           <w:color w:val="000000"/>
         </w:rPr>
-        <w:t>Quartiers (nœuds de demande) : Q1 à Q8, chacun de demande incertaine D_i.</w:t>
+        <w:t xml:space="preserve">Quartiers (nœuds de demande) : Q1 à Q8, chacun de demande incertaine </w:t>
+      </w:r>
+      <w:proofErr w:type="spellStart"/>
+      <w:r>
+        <w:rPr>
+          <w:color w:val="000000"/>
+        </w:rPr>
+        <w:t>D_i</w:t>
+      </w:r>
+      <w:proofErr w:type="spellEnd"/>
+      <w:r>
+        <w:rPr>
+          <w:color w:val="000000"/>
+        </w:rPr>
+        <w:t>.</w:t>
       </w:r>
     </w:p>
     <w:p>
@@ -243,8 +249,13 @@
           </w:tcPr>
           <w:p>
             <w:r>
-              <w:t>Connexions inter-zones</w:t>
+              <w:t xml:space="preserve">Connexions </w:t>
             </w:r>
+            <w:proofErr w:type="spellStart"/>
+            <w:r>
+              <w:t>inter-zones</w:t>
+            </w:r>
+            <w:proofErr w:type="spellEnd"/>
           </w:p>
         </w:tc>
         <w:tc>
@@ -275,10 +286,7 @@
           </w:tcPr>
           <w:p>
             <w:r>
-              <w:t>Boucles de r</w:t>
-            </w:r>
-            <w:r>
-              <w:t>edondance</w:t>
+              <w:t>Boucles de redondance</w:t>
             </w:r>
           </w:p>
         </w:tc>
@@ -373,12 +381,37 @@
           <w:between w:val="nil"/>
         </w:pBdr>
       </w:pPr>
+      <w:proofErr w:type="gramStart"/>
       <w:r>
         <w:rPr>
           <w:rFonts w:ascii="Gungsuh" w:eastAsia="Gungsuh" w:hAnsi="Gungsuh" w:cs="Gungsuh"/>
           <w:color w:val="000000"/>
         </w:rPr>
-        <w:t>q ∈ R^E : variable de décision, débit sur chaque conduite (une composante q_e par conduite e).</w:t>
+        <w:t>q</w:t>
+      </w:r>
+      <w:proofErr w:type="gramEnd"/>
+      <w:r>
+        <w:rPr>
+          <w:rFonts w:ascii="Gungsuh" w:eastAsia="Gungsuh" w:hAnsi="Gungsuh" w:cs="Gungsuh"/>
+          <w:color w:val="000000"/>
+        </w:rPr>
+        <w:t xml:space="preserve"> ∈ R^E : variable de décision, débit sur chaque conduite (une composante </w:t>
+      </w:r>
+      <w:proofErr w:type="spellStart"/>
+      <w:r>
+        <w:rPr>
+          <w:rFonts w:ascii="Gungsuh" w:eastAsia="Gungsuh" w:hAnsi="Gungsuh" w:cs="Gungsuh"/>
+          <w:color w:val="000000"/>
+        </w:rPr>
+        <w:t>q_e</w:t>
+      </w:r>
+      <w:proofErr w:type="spellEnd"/>
+      <w:r>
+        <w:rPr>
+          <w:rFonts w:ascii="Gungsuh" w:eastAsia="Gungsuh" w:hAnsi="Gungsuh" w:cs="Gungsuh"/>
+          <w:color w:val="000000"/>
+        </w:rPr>
+        <w:t xml:space="preserve"> par conduite e).</w:t>
       </w:r>
     </w:p>
     <w:p>
@@ -416,19 +449,21 @@
           <w:between w:val="nil"/>
         </w:pBdr>
       </w:pPr>
+      <w:proofErr w:type="gramStart"/>
       <w:r>
         <w:rPr>
           <w:rFonts w:ascii="Gungsuh" w:eastAsia="Gungsuh" w:hAnsi="Gungsuh" w:cs="Gungsuh"/>
           <w:color w:val="000000"/>
         </w:rPr>
-        <w:t>b ∈ R^V : second membre du bilan de flux (offre aux réservoi</w:t>
-      </w:r>
+        <w:t>b</w:t>
+      </w:r>
+      <w:proofErr w:type="gramEnd"/>
       <w:r>
         <w:rPr>
           <w:rFonts w:ascii="Gungsuh" w:eastAsia="Gungsuh" w:hAnsi="Gungsuh" w:cs="Gungsuh"/>
           <w:color w:val="000000"/>
         </w:rPr>
-        <w:t>rs, demande aux quartiers).</w:t>
+        <w:t xml:space="preserve"> ∈ R^V : second membre du bilan de flux (offre aux réservoirs, demande aux quartiers).</w:t>
       </w:r>
     </w:p>
     <w:p>
@@ -445,11 +480,41 @@
           <w:between w:val="nil"/>
         </w:pBdr>
       </w:pPr>
-      <w:r>
-        <w:rPr>
-          <w:color w:val="000000"/>
-        </w:rPr>
-        <w:t>c_e &gt; 0 : coût unitaire de la conduite e, intervenant dans le coût quadratique c_e q_e².</w:t>
+      <w:proofErr w:type="spellStart"/>
+      <w:proofErr w:type="gramStart"/>
+      <w:r>
+        <w:rPr>
+          <w:color w:val="000000"/>
+        </w:rPr>
+        <w:t>c</w:t>
+      </w:r>
+      <w:proofErr w:type="gramEnd"/>
+      <w:r>
+        <w:rPr>
+          <w:color w:val="000000"/>
+        </w:rPr>
+        <w:t>_e</w:t>
+      </w:r>
+      <w:proofErr w:type="spellEnd"/>
+      <w:r>
+        <w:rPr>
+          <w:color w:val="000000"/>
+        </w:rPr>
+        <w:t xml:space="preserve"> &gt; 0 : coût unitaire de la conduite e, intervenant dans le coût quadratique </w:t>
+      </w:r>
+      <w:proofErr w:type="spellStart"/>
+      <w:r>
+        <w:rPr>
+          <w:color w:val="000000"/>
+        </w:rPr>
+        <w:t>c_e</w:t>
+      </w:r>
+      <w:proofErr w:type="spellEnd"/>
+      <w:r>
+        <w:rPr>
+          <w:color w:val="000000"/>
+        </w:rPr>
+        <w:t xml:space="preserve"> q_e².</w:t>
       </w:r>
     </w:p>
     <w:p>
@@ -466,11 +531,41 @@
           <w:between w:val="nil"/>
         </w:pBdr>
       </w:pPr>
-      <w:r>
-        <w:rPr>
-          <w:color w:val="000000"/>
-        </w:rPr>
-        <w:t>D_i ~ N(μ_i, σ_i²) : demande aléatoire du quartier i (seule variable aléatoire du modèle).</w:t>
+      <w:proofErr w:type="spellStart"/>
+      <w:r>
+        <w:rPr>
+          <w:color w:val="000000"/>
+        </w:rPr>
+        <w:t>D_i</w:t>
+      </w:r>
+      <w:proofErr w:type="spellEnd"/>
+      <w:r>
+        <w:rPr>
+          <w:color w:val="000000"/>
+        </w:rPr>
+        <w:t xml:space="preserve"> ~ </w:t>
+      </w:r>
+      <w:proofErr w:type="gramStart"/>
+      <w:r>
+        <w:rPr>
+          <w:color w:val="000000"/>
+        </w:rPr>
+        <w:t>N(</w:t>
+      </w:r>
+      <w:proofErr w:type="spellStart"/>
+      <w:proofErr w:type="gramEnd"/>
+      <w:r>
+        <w:rPr>
+          <w:color w:val="000000"/>
+        </w:rPr>
+        <w:t>μ_i</w:t>
+      </w:r>
+      <w:proofErr w:type="spellEnd"/>
+      <w:r>
+        <w:rPr>
+          <w:color w:val="000000"/>
+        </w:rPr>
+        <w:t>, σ_i²) : demande aléatoire du quartier i (seule variable aléatoire du modèle).</w:t>
       </w:r>
     </w:p>
     <w:p/>
@@ -500,7 +595,14 @@
         <w:rPr>
           <w:color w:val="000000"/>
         </w:rPr>
-        <w:t xml:space="preserve">Le graphe n'a que deux types de nœuds : réservoirs (source) et quartiers (demande) </w:t>
+        <w:t>Le graphe n'a que deux types de nœuds : réservoirs (source) et quartiers (demande</w:t>
+      </w:r>
+      <w:proofErr w:type="gramStart"/>
+      <w:r>
+        <w:rPr>
+          <w:color w:val="000000"/>
+        </w:rPr>
+        <w:t xml:space="preserve">) </w:t>
       </w:r>
       <w:r>
         <w:rPr>
@@ -508,6 +610,7 @@
         </w:rPr>
         <w:t>,</w:t>
       </w:r>
+      <w:proofErr w:type="gramEnd"/>
       <w:r>
         <w:rPr>
           <w:color w:val="000000"/>
@@ -534,14 +637,23 @@
           <w:rFonts w:ascii="Gungsuh" w:eastAsia="Gungsuh" w:hAnsi="Gungsuh" w:cs="Gungsuh"/>
           <w:color w:val="000000"/>
         </w:rPr>
-        <w:t xml:space="preserve">Une orientation de référence </w:t>
-      </w:r>
+        <w:t xml:space="preserve">Une orientation de référence est fixée pour chaque conduite (des réservoirs vers la périphérie) afin de construire A et d'imposer q ≥ 0 ; sur les conduites de boucle et </w:t>
+      </w:r>
+      <w:proofErr w:type="spellStart"/>
       <w:r>
         <w:rPr>
           <w:rFonts w:ascii="Gungsuh" w:eastAsia="Gungsuh" w:hAnsi="Gungsuh" w:cs="Gungsuh"/>
           <w:color w:val="000000"/>
         </w:rPr>
-        <w:t>est fixée pour chaque conduite (des réservoirs vers la périphérie) afin de construire A et d'imposer q ≥ 0 ; sur les conduites de boucle et inter-zones, ce sens n'est pas physiquement imposé — c'est une simplification assumée du modèle.</w:t>
+        <w:t>inter-zones</w:t>
+      </w:r>
+      <w:proofErr w:type="spellEnd"/>
+      <w:r>
+        <w:rPr>
+          <w:rFonts w:ascii="Gungsuh" w:eastAsia="Gungsuh" w:hAnsi="Gungsuh" w:cs="Gungsuh"/>
+          <w:color w:val="000000"/>
+        </w:rPr>
+        <w:t>, ce sens n'est pas physiquement imposé — c'est une simplification assumée du modèle.</w:t>
       </w:r>
     </w:p>
     <w:p>
@@ -562,13 +674,63 @@
         <w:rPr>
           <w:color w:val="000000"/>
         </w:rPr>
-        <w:t>Seule la demande D_</w:t>
-      </w:r>
-      <w:r>
-        <w:rPr>
-          <w:color w:val="000000"/>
-        </w:rPr>
-        <w:t>i est aléatoire ; les capacités, les coûts c_e et le débit q ne le sont pas — q est la variable de décision, qui hérite de l'incertitude de D_i uniquement via la contrainte Aq = b.</w:t>
+        <w:t xml:space="preserve">Seule la demande </w:t>
+      </w:r>
+      <w:proofErr w:type="spellStart"/>
+      <w:r>
+        <w:rPr>
+          <w:color w:val="000000"/>
+        </w:rPr>
+        <w:t>D_i</w:t>
+      </w:r>
+      <w:proofErr w:type="spellEnd"/>
+      <w:r>
+        <w:rPr>
+          <w:color w:val="000000"/>
+        </w:rPr>
+        <w:t xml:space="preserve"> est aléatoire ; les capacités, les coûts </w:t>
+      </w:r>
+      <w:proofErr w:type="spellStart"/>
+      <w:r>
+        <w:rPr>
+          <w:color w:val="000000"/>
+        </w:rPr>
+        <w:t>c_e</w:t>
+      </w:r>
+      <w:proofErr w:type="spellEnd"/>
+      <w:r>
+        <w:rPr>
+          <w:color w:val="000000"/>
+        </w:rPr>
+        <w:t xml:space="preserve"> et le débit q ne le sont pas — q est la variable de décision, qui hérite de l'incertitude de </w:t>
+      </w:r>
+      <w:proofErr w:type="spellStart"/>
+      <w:r>
+        <w:rPr>
+          <w:color w:val="000000"/>
+        </w:rPr>
+        <w:t>D_i</w:t>
+      </w:r>
+      <w:proofErr w:type="spellEnd"/>
+      <w:r>
+        <w:rPr>
+          <w:color w:val="000000"/>
+        </w:rPr>
+        <w:t xml:space="preserve"> uniquement via la contrainte </w:t>
+      </w:r>
+      <w:proofErr w:type="spellStart"/>
+      <w:r>
+        <w:rPr>
+          <w:color w:val="000000"/>
+        </w:rPr>
+        <w:t>Aq</w:t>
+      </w:r>
+      <w:proofErr w:type="spellEnd"/>
+      <w:r>
+        <w:rPr>
+          <w:color w:val="000000"/>
+        </w:rPr>
+        <w:t xml:space="preserve"> = b.</w:t>
       </w:r>
     </w:p>
     <w:p>
@@ -591,14 +753,7 @@
           <w:color w:val="000000"/>
         </w:rPr>
         <w:lastRenderedPageBreak/>
-        <w:t>L'offre totale des réservoirs (360) dépasse la demande moyenne totale (≈300</w:t>
-      </w:r>
-      <w:r>
-        <w:rPr>
-          <w:rFonts w:ascii="Gungsuh" w:eastAsia="Gungsuh" w:hAnsi="Gungsuh" w:cs="Gungsuh"/>
-          <w:color w:val="000000"/>
-        </w:rPr>
-        <w:t>) d'environ 20 %, marge nécessaire pour que le problème reste faisable (q ≥ 0) dans la majorité des scénarios Monte-Carlo.</w:t>
+        <w:t>L'offre totale des réservoirs (360) dépasse la demande moyenne totale (≈300) d'environ 20 %, marge nécessaire pour que le problème reste faisable (q ≥ 0) dans la majorité des scénarios Monte-Carlo.</w:t>
       </w:r>
     </w:p>
     <w:p>
@@ -620,14 +775,7 @@
           <w:rFonts w:ascii="Gungsuh" w:eastAsia="Gungsuh" w:hAnsi="Gungsuh" w:cs="Gungsuh"/>
           <w:color w:val="000000"/>
         </w:rPr>
-        <w:t>Chaque conduite de backbone est dimensionnée pour porter, à elle seule, la demande cumulée de tout le sous-réseau qu'elle alimente en</w:t>
-      </w:r>
-      <w:r>
-        <w:rPr>
-          <w:rFonts w:ascii="Gungsuh" w:eastAsia="Gungsuh" w:hAnsi="Gungsuh" w:cs="Gungsuh"/>
-          <w:color w:val="000000"/>
-        </w:rPr>
-        <w:t xml:space="preserve"> aval (hypothèse de redondance N−1 partielle) ; les boucles ne couvrent que la demande locale directement accessible.</w:t>
+        <w:t>Chaque conduite de backbone est dimensionnée pour porter, à elle seule, la demande cumulée de tout le sous-réseau qu'elle alimente en aval (hypothèse de redondance N−1 partielle) ; les boucles ne couvrent que la demande locale directement accessible.</w:t>
       </w:r>
     </w:p>
     <w:p>
@@ -657,15 +805,36 @@
         <w:pStyle w:val="Titre2"/>
       </w:pPr>
       <w:r>
-        <w:t>4. Interprétation physique de Aq = b</w:t>
-      </w:r>
-    </w:p>
-    <w:p>
-      <w:r>
-        <w:t>Pour une arête orientée e = (u, v), la colonne de A associée à e vaut −1 à la ligne u (départ) et +1 à la ligne v (arrivée), 0 ailleurs. Le produit (Aq)_i représente donc le débit net entrant au nœud i (débits entrant</w:t>
-      </w:r>
-      <w:r>
-        <w:t>s moins débits sortants). La contrainte Aq = b impose, nœud par nœud :</w:t>
+        <w:t xml:space="preserve">4. Interprétation physique de </w:t>
+      </w:r>
+      <w:proofErr w:type="spellStart"/>
+      <w:r>
+        <w:t>Aq</w:t>
+      </w:r>
+      <w:proofErr w:type="spellEnd"/>
+      <w:r>
+        <w:t xml:space="preserve"> = b</w:t>
+      </w:r>
+    </w:p>
+    <w:p>
+      <w:r>
+        <w:t>Pour une arête orientée e = (u, v), la colonne de A associée à e vaut −1 à la ligne u (départ) et +1 à la ligne v (arrivée), 0 ailleurs. Le produit (</w:t>
+      </w:r>
+      <w:proofErr w:type="spellStart"/>
+      <w:r>
+        <w:t>Aq</w:t>
+      </w:r>
+      <w:proofErr w:type="spellEnd"/>
+      <w:r>
+        <w:t xml:space="preserve">)_i représente donc le débit net entrant au nœud i (débits entrants moins débits sortants). La contrainte </w:t>
+      </w:r>
+      <w:proofErr w:type="spellStart"/>
+      <w:r>
+        <w:t>Aq</w:t>
+      </w:r>
+      <w:proofErr w:type="spellEnd"/>
+      <w:r>
+        <w:t xml:space="preserve"> = b impose, nœud par nœud :</w:t>
       </w:r>
     </w:p>
     <w:p>
@@ -687,8 +856,33 @@
           <w:rFonts w:ascii="Gungsuh" w:eastAsia="Gungsuh" w:hAnsi="Gungsuh" w:cs="Gungsuh"/>
           <w:color w:val="000000"/>
         </w:rPr>
-        <w:t>Aux réservoirs : (Aq)_i = −s_i</w:t>
-      </w:r>
+        <w:t>Aux réservoirs : (</w:t>
+      </w:r>
+      <w:proofErr w:type="spellStart"/>
+      <w:r>
+        <w:rPr>
+          <w:rFonts w:ascii="Gungsuh" w:eastAsia="Gungsuh" w:hAnsi="Gungsuh" w:cs="Gungsuh"/>
+          <w:color w:val="000000"/>
+        </w:rPr>
+        <w:t>Aq</w:t>
+      </w:r>
+      <w:proofErr w:type="spellEnd"/>
+      <w:r>
+        <w:rPr>
+          <w:rFonts w:ascii="Gungsuh" w:eastAsia="Gungsuh" w:hAnsi="Gungsuh" w:cs="Gungsuh"/>
+          <w:color w:val="000000"/>
+        </w:rPr>
+        <w:t>)_i = −</w:t>
+      </w:r>
+      <w:proofErr w:type="spellStart"/>
+      <w:r>
+        <w:rPr>
+          <w:rFonts w:ascii="Gungsuh" w:eastAsia="Gungsuh" w:hAnsi="Gungsuh" w:cs="Gungsuh"/>
+          <w:color w:val="000000"/>
+        </w:rPr>
+        <w:t>s_i</w:t>
+      </w:r>
+      <w:proofErr w:type="spellEnd"/>
       <w:r>
         <w:rPr>
           <w:rFonts w:ascii="Gungsuh" w:eastAsia="Gungsuh" w:hAnsi="Gungsuh" w:cs="Gungsuh"/>
@@ -722,8 +916,30 @@
         <w:rPr>
           <w:color w:val="000000"/>
         </w:rPr>
-        <w:t>Aux quartiers : (Aq)_i = D_i</w:t>
-      </w:r>
+        <w:t>Aux quartiers : (</w:t>
+      </w:r>
+      <w:proofErr w:type="spellStart"/>
+      <w:r>
+        <w:rPr>
+          <w:color w:val="000000"/>
+        </w:rPr>
+        <w:t>Aq</w:t>
+      </w:r>
+      <w:proofErr w:type="spellEnd"/>
+      <w:r>
+        <w:rPr>
+          <w:color w:val="000000"/>
+        </w:rPr>
+        <w:t xml:space="preserve">)_i = </w:t>
+      </w:r>
+      <w:proofErr w:type="spellStart"/>
+      <w:r>
+        <w:rPr>
+          <w:color w:val="000000"/>
+        </w:rPr>
+        <w:t>D_i</w:t>
+      </w:r>
+      <w:proofErr w:type="spellEnd"/>
       <w:r>
         <w:rPr>
           <w:color w:val="000000"/>
@@ -734,21 +950,12 @@
         <w:rPr>
           <w:color w:val="000000"/>
         </w:rPr>
-        <w:t xml:space="preserve"> le débit net entrant au quartier couvr</w:t>
-      </w:r>
-      <w:r>
-        <w:rPr>
-          <w:color w:val="000000"/>
-        </w:rPr>
-        <w:t>e exactement sa demande, que ce quartier soit un point terminal (ex. Q1) ou qu'il relaie aussi du débit vers d'autres quartiers en aval (ex. Q2, Q6).</w:t>
-      </w:r>
-    </w:p>
-    <w:p>
-      <w:r>
-        <w:t>Cette contrainte n'est donc pas une équation abstraite : c'est directement la loi de conservation de la ma</w:t>
-      </w:r>
-      <w:r>
-        <w:t>tière appliquée à chaque nœud du réseau</w:t>
+        <w:t xml:space="preserve"> le débit net entrant au quartier couvre exactement sa demande, que ce quartier soit un point terminal (ex. Q1) ou qu'il relaie aussi du débit vers d'autres quartiers en aval (ex. Q2, Q6).</w:t>
+      </w:r>
+    </w:p>
+    <w:p>
+      <w:r>
+        <w:t>Cette contrainte n'est donc pas une équation abstraite : c'est directement la loi de conservation de la matière appliquée à chaque nœud du réseau</w:t>
       </w:r>
       <w:r>
         <w:t>,</w:t>
@@ -759,10 +966,15 @@
     </w:p>
     <w:p>
       <w:r>
-        <w:t>La connexité du graphe est la condition nécessaire pour que ce bilan de flux admette</w:t>
-      </w:r>
-      <w:r>
-        <w:t xml:space="preserve"> une solution cohérente sur l'ensemble du réseau : si le graphe était déconnecté, aucune solution ne pourrait satisfaire Aq = b pour un sous-réseau isolé de tout réservoir.</w:t>
+        <w:t xml:space="preserve">La connexité du graphe est la condition nécessaire pour que ce bilan de flux admette une solution cohérente sur l'ensemble du réseau : si le graphe était déconnecté, aucune solution ne pourrait satisfaire </w:t>
+      </w:r>
+      <w:proofErr w:type="spellStart"/>
+      <w:r>
+        <w:t>Aq</w:t>
+      </w:r>
+      <w:proofErr w:type="spellEnd"/>
+      <w:r>
+        <w:t xml:space="preserve"> = b pour un sous-réseau isolé de tout réservoir.</w:t>
       </w:r>
     </w:p>
     <w:p/>
@@ -776,56 +988,267 @@
     </w:p>
     <w:p>
       <w:r>
-        <w:t>Le problème à résoudre, tel que défini par l'énoncé, es</w:t>
-      </w:r>
-      <w:r>
-        <w:t>t :</w:t>
+        <w:t>Le problème à résoudre, tel que défini par l'énoncé, est :</w:t>
       </w:r>
     </w:p>
     <w:p>
       <w:pPr>
         <w:jc w:val="center"/>
       </w:pPr>
+      <w:proofErr w:type="gramStart"/>
       <w:r>
         <w:rPr>
           <w:rFonts w:ascii="Cardo" w:eastAsia="Cardo" w:hAnsi="Cardo" w:cs="Cardo"/>
           <w:i/>
           <w:iCs/>
         </w:rPr>
-        <w:t>q* = argmin_q  Σ_e c_e q_e²   sous   Aq = b,  q ≥ 0</w:t>
-      </w:r>
-    </w:p>
-    <w:p/>
-    <w:p>
-      <w:r>
-        <w:t>La contrainte d'égalité Aq = b est traitée par pénalisation :</w:t>
-      </w:r>
-    </w:p>
-    <w:p>
-      <w:pPr>
-        <w:jc w:val="center"/>
-      </w:pPr>
+        <w:t>q</w:t>
+      </w:r>
+      <w:proofErr w:type="gramEnd"/>
       <w:r>
         <w:rPr>
           <w:rFonts w:ascii="Cardo" w:eastAsia="Cardo" w:hAnsi="Cardo" w:cs="Cardo"/>
           <w:i/>
           <w:iCs/>
         </w:rPr>
-        <w:t>J(q) = Σ_e c_e q_e²  +  μ ‖Aq − b‖²</w:t>
-      </w:r>
-    </w:p>
-    <w:p>
+        <w:t xml:space="preserve">* = </w:t>
+      </w:r>
+      <w:proofErr w:type="spellStart"/>
+      <w:r>
+        <w:rPr>
+          <w:rFonts w:ascii="Cardo" w:eastAsia="Cardo" w:hAnsi="Cardo" w:cs="Cardo"/>
+          <w:i/>
+          <w:iCs/>
+        </w:rPr>
+        <w:t>argmin_</w:t>
+      </w:r>
+      <w:proofErr w:type="gramStart"/>
+      <w:r>
+        <w:rPr>
+          <w:rFonts w:ascii="Cardo" w:eastAsia="Cardo" w:hAnsi="Cardo" w:cs="Cardo"/>
+          <w:i/>
+          <w:iCs/>
+        </w:rPr>
+        <w:t>q</w:t>
+      </w:r>
+      <w:proofErr w:type="spellEnd"/>
+      <w:r>
+        <w:rPr>
+          <w:rFonts w:ascii="Cardo" w:eastAsia="Cardo" w:hAnsi="Cardo" w:cs="Cardo"/>
+          <w:i/>
+          <w:iCs/>
+        </w:rPr>
+        <w:t xml:space="preserve">  </w:t>
+      </w:r>
+      <w:proofErr w:type="spellStart"/>
+      <w:r>
+        <w:rPr>
+          <w:rFonts w:ascii="Cardo" w:eastAsia="Cardo" w:hAnsi="Cardo" w:cs="Cardo"/>
+          <w:i/>
+          <w:iCs/>
+        </w:rPr>
+        <w:t>Σ</w:t>
+      </w:r>
+      <w:proofErr w:type="gramEnd"/>
+      <w:r>
+        <w:rPr>
+          <w:rFonts w:ascii="Cardo" w:eastAsia="Cardo" w:hAnsi="Cardo" w:cs="Cardo"/>
+          <w:i/>
+          <w:iCs/>
+        </w:rPr>
+        <w:t>_e</w:t>
+      </w:r>
+      <w:proofErr w:type="spellEnd"/>
+      <w:r>
+        <w:rPr>
+          <w:rFonts w:ascii="Cardo" w:eastAsia="Cardo" w:hAnsi="Cardo" w:cs="Cardo"/>
+          <w:i/>
+          <w:iCs/>
+        </w:rPr>
+        <w:t xml:space="preserve"> </w:t>
+      </w:r>
+      <w:proofErr w:type="spellStart"/>
+      <w:r>
+        <w:rPr>
+          <w:rFonts w:ascii="Cardo" w:eastAsia="Cardo" w:hAnsi="Cardo" w:cs="Cardo"/>
+          <w:i/>
+          <w:iCs/>
+        </w:rPr>
+        <w:t>c_e</w:t>
+      </w:r>
+      <w:proofErr w:type="spellEnd"/>
+      <w:r>
+        <w:rPr>
+          <w:rFonts w:ascii="Cardo" w:eastAsia="Cardo" w:hAnsi="Cardo" w:cs="Cardo"/>
+          <w:i/>
+          <w:iCs/>
+        </w:rPr>
+        <w:t xml:space="preserve"> q_e²   sous   </w:t>
+      </w:r>
+      <w:proofErr w:type="spellStart"/>
+      <w:r>
+        <w:rPr>
+          <w:rFonts w:ascii="Cardo" w:eastAsia="Cardo" w:hAnsi="Cardo" w:cs="Cardo"/>
+          <w:i/>
+          <w:iCs/>
+        </w:rPr>
+        <w:t>Aq</w:t>
+      </w:r>
+      <w:proofErr w:type="spellEnd"/>
+      <w:r>
+        <w:rPr>
+          <w:rFonts w:ascii="Cardo" w:eastAsia="Cardo" w:hAnsi="Cardo" w:cs="Cardo"/>
+          <w:i/>
+          <w:iCs/>
+        </w:rPr>
+        <w:t xml:space="preserve"> = </w:t>
+      </w:r>
+      <w:proofErr w:type="gramStart"/>
+      <w:r>
+        <w:rPr>
+          <w:rFonts w:ascii="Cardo" w:eastAsia="Cardo" w:hAnsi="Cardo" w:cs="Cardo"/>
+          <w:i/>
+          <w:iCs/>
+        </w:rPr>
+        <w:t>b,  q</w:t>
+      </w:r>
+      <w:proofErr w:type="gramEnd"/>
+      <w:r>
+        <w:rPr>
+          <w:rFonts w:ascii="Cardo" w:eastAsia="Cardo" w:hAnsi="Cardo" w:cs="Cardo"/>
+          <w:i/>
+          <w:iCs/>
+        </w:rPr>
+        <w:t xml:space="preserve"> ≥ 0</w:t>
+      </w:r>
+    </w:p>
+    <w:p/>
+    <w:p>
+      <w:r>
+        <w:t xml:space="preserve">La contrainte d'égalité </w:t>
+      </w:r>
+      <w:proofErr w:type="spellStart"/>
+      <w:r>
+        <w:t>Aq</w:t>
+      </w:r>
+      <w:proofErr w:type="spellEnd"/>
+      <w:r>
+        <w:t xml:space="preserve"> = b est traitée par pénalisation :</w:t>
+      </w:r>
+    </w:p>
+    <w:p>
+      <w:pPr>
+        <w:jc w:val="center"/>
+      </w:pPr>
+      <w:r>
+        <w:rPr>
+          <w:rFonts w:ascii="Cardo" w:eastAsia="Cardo" w:hAnsi="Cardo" w:cs="Cardo"/>
+          <w:i/>
+          <w:iCs/>
+        </w:rPr>
+        <w:t xml:space="preserve">J(q) = </w:t>
+      </w:r>
+      <w:proofErr w:type="spellStart"/>
+      <w:r>
+        <w:rPr>
+          <w:rFonts w:ascii="Cardo" w:eastAsia="Cardo" w:hAnsi="Cardo" w:cs="Cardo"/>
+          <w:i/>
+          <w:iCs/>
+        </w:rPr>
+        <w:t>Σ_e</w:t>
+      </w:r>
+      <w:proofErr w:type="spellEnd"/>
+      <w:r>
+        <w:rPr>
+          <w:rFonts w:ascii="Cardo" w:eastAsia="Cardo" w:hAnsi="Cardo" w:cs="Cardo"/>
+          <w:i/>
+          <w:iCs/>
+        </w:rPr>
+        <w:t xml:space="preserve"> </w:t>
+      </w:r>
+      <w:proofErr w:type="spellStart"/>
+      <w:r>
+        <w:rPr>
+          <w:rFonts w:ascii="Cardo" w:eastAsia="Cardo" w:hAnsi="Cardo" w:cs="Cardo"/>
+          <w:i/>
+          <w:iCs/>
+        </w:rPr>
+        <w:t>c_e</w:t>
+      </w:r>
+      <w:proofErr w:type="spellEnd"/>
+      <w:r>
+        <w:rPr>
+          <w:rFonts w:ascii="Cardo" w:eastAsia="Cardo" w:hAnsi="Cardo" w:cs="Cardo"/>
+          <w:i/>
+          <w:iCs/>
+        </w:rPr>
+        <w:t xml:space="preserve"> q_e</w:t>
+      </w:r>
+      <w:proofErr w:type="gramStart"/>
+      <w:r>
+        <w:rPr>
+          <w:rFonts w:ascii="Cardo" w:eastAsia="Cardo" w:hAnsi="Cardo" w:cs="Cardo"/>
+          <w:i/>
+          <w:iCs/>
+        </w:rPr>
+        <w:t>²  +</w:t>
+      </w:r>
+      <w:proofErr w:type="gramEnd"/>
+      <w:r>
+        <w:rPr>
+          <w:rFonts w:ascii="Cardo" w:eastAsia="Cardo" w:hAnsi="Cardo" w:cs="Cardo"/>
+          <w:i/>
+          <w:iCs/>
+        </w:rPr>
+        <w:t xml:space="preserve">  μ ‖</w:t>
+      </w:r>
+      <w:proofErr w:type="spellStart"/>
+      <w:r>
+        <w:rPr>
+          <w:rFonts w:ascii="Cardo" w:eastAsia="Cardo" w:hAnsi="Cardo" w:cs="Cardo"/>
+          <w:i/>
+          <w:iCs/>
+        </w:rPr>
+        <w:t>Aq</w:t>
+      </w:r>
+      <w:proofErr w:type="spellEnd"/>
+      <w:r>
+        <w:rPr>
+          <w:rFonts w:ascii="Cardo" w:eastAsia="Cardo" w:hAnsi="Cardo" w:cs="Cardo"/>
+          <w:i/>
+          <w:iCs/>
+        </w:rPr>
+        <w:t xml:space="preserve"> − b‖²</w:t>
+      </w:r>
+    </w:p>
+    <w:p>
+      <w:proofErr w:type="gramStart"/>
       <w:r>
         <w:rPr>
           <w:rFonts w:ascii="Gungsuh" w:eastAsia="Gungsuh" w:hAnsi="Gungsuh" w:cs="Gungsuh"/>
         </w:rPr>
-        <w:t>et la contrainte de positivité q ≥ 0 par projection à chaque étape de la descente de gradient. Pour chaque scénario de demande D_i tiré par Monte-Carlo, b change, donc q* change : c'est ce qui permet, une fois l'optimisation résolue par Membre 4/5, de comp</w:t>
-      </w:r>
+        <w:t>et</w:t>
+      </w:r>
+      <w:proofErr w:type="gramEnd"/>
       <w:r>
         <w:rPr>
           <w:rFonts w:ascii="Gungsuh" w:eastAsia="Gungsuh" w:hAnsi="Gungsuh" w:cs="Gungsuh"/>
         </w:rPr>
-        <w:t>arer statistiquement la distribution actuelle (proportionnelle aux demandes) à la distribution optimisée.</w:t>
+        <w:t xml:space="preserve"> la contrainte de positivité q ≥ 0 par projection à chaque étape de la descente de gradient. Pour chaque scénario de demande </w:t>
+      </w:r>
+      <w:proofErr w:type="spellStart"/>
+      <w:r>
+        <w:rPr>
+          <w:rFonts w:ascii="Gungsuh" w:eastAsia="Gungsuh" w:hAnsi="Gungsuh" w:cs="Gungsuh"/>
+        </w:rPr>
+        <w:t>D_i</w:t>
+      </w:r>
+      <w:proofErr w:type="spellEnd"/>
+      <w:r>
+        <w:rPr>
+          <w:rFonts w:ascii="Gungsuh" w:eastAsia="Gungsuh" w:hAnsi="Gungsuh" w:cs="Gungsuh"/>
+        </w:rPr>
+        <w:t xml:space="preserve"> tiré par Monte-Carlo, b change, donc q* change : c'est ce qui permet, une fois l'optimisation résolue par Membre 4/5, de comparer statistiquement la distribution actuelle (proportionnelle aux demandes) à la distribution optimisée.</w:t>
       </w:r>
     </w:p>
     <w:p/>
@@ -841,7 +1264,7 @@
 </file>
 
 <file path=word/numbering.xml><?xml version="1.0" encoding="utf-8"?>
-<w:numbering xmlns:wpc="http://schemas.microsoft.com/office/word/2010/wordprocessingCanvas" xmlns:cx="http://schemas.microsoft.com/office/drawing/2014/chartex" xmlns:cx1="http://schemas.microsoft.com/office/drawing/2015/9/8/chartex" xmlns:cx2="http://schemas.microsoft.com/office/drawing/2015/10/21/chartex" xmlns:cx3="http://schemas.microsoft.com/office/drawing/2016/5/9/chartex" xmlns:cx4="http://schemas.microsoft.com/office/drawing/2016/5/10/chartex" xmlns:cx5="http://schemas.microsoft.com/office/drawing/2016/5/11/chartex" xmlns:cx6="http://schemas.microsoft.com/office/drawing/2016/5/12/chartex" xmlns:cx7="http://schemas.microsoft.com/office/drawing/2016/5/13/chartex" xmlns:cx8="http://schemas.microsoft.com/office/drawing/2016/5/14/chartex" xmlns:mc="http://schemas.openxmlformats.org/markup-compatibility/2006" xmlns:aink="http://schemas.microsoft.com/office/drawing/2016/ink" xmlns:am3d="http://schemas.microsoft.com/office/drawing/2017/model3d" xmlns:o="urn:schemas-microsoft-com:office:office" xmlns:r="http://schemas.openxmlformats.org/officeDocument/2006/relationships" xmlns:m="http://schemas.openxmlformats.org/officeDocument/2006/math" xmlns:v="urn:schemas-microsoft-com:vml" xmlns:wp14="http://schemas.microsoft.com/office/word/2010/wordprocessingDrawing" xmlns:wp="http://schemas.openxmlformats.org/drawingml/2006/wordprocessingDrawing" xmlns:w10="urn:schemas-microsoft-com:office:word" xmlns:w="http://schemas.openxmlformats.org/wordprocessingml/2006/main" xmlns:w14="http://schemas.microsoft.com/office/word/2010/wordml" xmlns:w15="http://schemas.microsoft.com/office/word/2012/wordml" xmlns:w16cex="http://schemas.microsoft.com/office/word/2018/wordml/cex" xmlns:w16cid="http://schemas.microsoft.com/office/word/2016/wordml/cid" xmlns:w16="http://schemas.microsoft.com/office/word/2018/wordml" xmlns:w16sdtdh="http://schemas.microsoft.com/office/word/2020/wordml/sdtdatahash" xmlns:w16se="http://schemas.microsoft.com/office/word/2015/wordml/symex" xmlns:wpg="http://schemas.microsoft.com/office/word/2010/wordprocessingGroup" xmlns:wpi="http://schemas.microsoft.com/office/word/2010/wordprocessingInk" xmlns:wne="http://schemas.microsoft.com/office/word/2006/wordml" xmlns:wps="http://schemas.microsoft.com/office/word/2010/wordprocessingShape" mc:Ignorable="w14 w15 w16se w16cid w16 w16cex w16sdtdh wp14">
+<w:numbering xmlns:wpc="http://schemas.microsoft.com/office/word/2010/wordprocessingCanvas" xmlns:cx="http://schemas.microsoft.com/office/drawing/2014/chartex" xmlns:cx1="http://schemas.microsoft.com/office/drawing/2015/9/8/chartex" xmlns:cx2="http://schemas.microsoft.com/office/drawing/2015/10/21/chartex" xmlns:cx3="http://schemas.microsoft.com/office/drawing/2016/5/9/chartex" xmlns:cx4="http://schemas.microsoft.com/office/drawing/2016/5/10/chartex" xmlns:cx5="http://schemas.microsoft.com/office/drawing/2016/5/11/chartex" xmlns:cx6="http://schemas.microsoft.com/office/drawing/2016/5/12/chartex" xmlns:cx7="http://schemas.microsoft.com/office/drawing/2016/5/13/chartex" xmlns:cx8="http://schemas.microsoft.com/office/drawing/2016/5/14/chartex" xmlns:mc="http://schemas.openxmlformats.org/markup-compatibility/2006" xmlns:aink="http://schemas.microsoft.com/office/drawing/2016/ink" xmlns:am3d="http://schemas.microsoft.com/office/drawing/2017/model3d" xmlns:o="urn:schemas-microsoft-com:office:office" xmlns:oel="http://schemas.microsoft.com/office/2019/extlst" xmlns:r="http://schemas.openxmlformats.org/officeDocument/2006/relationships" xmlns:m="http://schemas.openxmlformats.org/officeDocument/2006/math" xmlns:v="urn:schemas-microsoft-com:vml" xmlns:wp14="http://schemas.microsoft.com/office/word/2010/wordprocessingDrawing" xmlns:wp="http://schemas.openxmlformats.org/drawingml/2006/wordprocessingDrawing" xmlns:w10="urn:schemas-microsoft-com:office:word" xmlns:w="http://schemas.openxmlformats.org/wordprocessingml/2006/main" xmlns:w14="http://schemas.microsoft.com/office/word/2010/wordml" xmlns:w15="http://schemas.microsoft.com/office/word/2012/wordml" xmlns:w16cex="http://schemas.microsoft.com/office/word/2018/wordml/cex" xmlns:w16cid="http://schemas.microsoft.com/office/word/2016/wordml/cid" xmlns:w16="http://schemas.microsoft.com/office/word/2018/wordml" xmlns:w16du="http://schemas.microsoft.com/office/word/2023/wordml/word16du" xmlns:w16sdtdh="http://schemas.microsoft.com/office/word/2020/wordml/sdtdatahash" xmlns:w16sdtfl="http://schemas.microsoft.com/office/word/2024/wordml/sdtformatlock" xmlns:w16se="http://schemas.microsoft.com/office/word/2015/wordml/symex" xmlns:wpg="http://schemas.microsoft.com/office/word/2010/wordprocessingGroup" xmlns:wpi="http://schemas.microsoft.com/office/word/2010/wordprocessingInk" xmlns:wne="http://schemas.microsoft.com/office/word/2006/wordml" xmlns:wps="http://schemas.microsoft.com/office/word/2010/wordprocessingShape" mc:Ignorable="w14 w15 w16se w16cid w16 w16cex w16sdtdh w16sdtfl w16du wp14">
   <w:abstractNum w:abstractNumId="0" w15:restartNumberingAfterBreak="0">
     <w:nsid w:val="13792D42"/>
     <w:multiLevelType w:val="multilevel"/>
@@ -928,14 +1351,14 @@
       </w:pPr>
     </w:lvl>
   </w:abstractNum>
-  <w:num w:numId="1">
+  <w:num w:numId="1" w16cid:durableId="472793630">
     <w:abstractNumId w:val="0"/>
   </w:num>
 </w:numbering>
 </file>
 
 <file path=word/styles.xml><?xml version="1.0" encoding="utf-8"?>
-<w:styles xmlns:mc="http://schemas.openxmlformats.org/markup-compatibility/2006" xmlns:r="http://schemas.openxmlformats.org/officeDocument/2006/relationships" xmlns:w="http://schemas.openxmlformats.org/wordprocessingml/2006/main" xmlns:w14="http://schemas.microsoft.com/office/word/2010/wordml" xmlns:w15="http://schemas.microsoft.com/office/word/2012/wordml" xmlns:w16cex="http://schemas.microsoft.com/office/word/2018/wordml/cex" xmlns:w16cid="http://schemas.microsoft.com/office/word/2016/wordml/cid" xmlns:w16="http://schemas.microsoft.com/office/word/2018/wordml" xmlns:w16sdtdh="http://schemas.microsoft.com/office/word/2020/wordml/sdtdatahash" xmlns:w16se="http://schemas.microsoft.com/office/word/2015/wordml/symex" mc:Ignorable="w14 w15 w16se w16cid w16 w16cex w16sdtdh">
+<w:styles xmlns:mc="http://schemas.openxmlformats.org/markup-compatibility/2006" xmlns:r="http://schemas.openxmlformats.org/officeDocument/2006/relationships" xmlns:w="http://schemas.openxmlformats.org/wordprocessingml/2006/main" xmlns:w14="http://schemas.microsoft.com/office/word/2010/wordml" xmlns:w15="http://schemas.microsoft.com/office/word/2012/wordml" xmlns:w16cex="http://schemas.microsoft.com/office/word/2018/wordml/cex" xmlns:w16cid="http://schemas.microsoft.com/office/word/2016/wordml/cid" xmlns:w16="http://schemas.microsoft.com/office/word/2018/wordml" xmlns:w16du="http://schemas.microsoft.com/office/word/2023/wordml/word16du" xmlns:w16sdtdh="http://schemas.microsoft.com/office/word/2020/wordml/sdtdatahash" xmlns:w16sdtfl="http://schemas.microsoft.com/office/word/2024/wordml/sdtformatlock" xmlns:w16se="http://schemas.microsoft.com/office/word/2015/wordml/symex" mc:Ignorable="w14 w15 w16se w16cid w16 w16cex w16sdtdh w16sdtfl w16du">
   <w:docDefaults>
     <w:rPrDefault>
       <w:rPr>
@@ -1564,10 +1987,10 @@
   <a:themeElements>
     <a:clrScheme name="Office">
       <a:dk1>
-        <a:sysClr val="windowText" lastClr="000000"/>
+        <a:sysClr val="windowText" lastClr="C6C6C6"/>
       </a:dk1>
       <a:lt1>
-        <a:sysClr val="window" lastClr="FFFFFF"/>
+        <a:sysClr val="window" lastClr="000000"/>
       </a:lt1>
       <a:dk2>
         <a:srgbClr val="1F497D"/>
